--- a/por/docx/021.content.docx
+++ b/por/docx/021.content.docx
@@ -39,80 +39,37 @@
           <w:b/>
           <w:lang w:val="pt_PT" w:bidi="pt_PT"/>
         </w:rPr>
-        <w:t>Familiarization, Internalization, Articulation (Fia) Terms</w:t>
-      </w:r>
-      <w:r>
-        <w:rPr>
-          <w:lang w:val="pt_PT" w:bidi="pt_PT"/>
-        </w:rPr>
-        <w:t xml:space="preserve"> (Portuguese) is based on: </w:t>
-      </w:r>
-      <w:r>
-        <w:rPr>
-          <w:lang w:val="pt_PT" w:bidi="pt_PT"/>
-        </w:rPr>
-        <w:t>Familiarization, Internalization, Articulation (Fia) Terms</w:t>
-      </w:r>
-      <w:r>
-        <w:rPr>
-          <w:lang w:val="pt_PT" w:bidi="pt_PT"/>
-        </w:rPr>
-        <w:t xml:space="preserve">, </w:t>
-      </w:r>
-      <w:hyperlink r:id="rId13">
-        <w:r>
-          <w:rPr>
-            <w:lang w:val="pt_PT" w:bidi="pt_PT"/>
-          </w:rPr>
-          <w:rPr>
-            <w:color w:val="0000EE"/>
-            <w:u w:val="single"/>
-          </w:rPr>
-          <w:t>SRV Partners</w:t>
-        </w:r>
-      </w:hyperlink>
-      <w:r>
-        <w:rPr>
-          <w:lang w:val="pt_PT" w:bidi="pt_PT"/>
-        </w:rPr>
-        <w:t xml:space="preserve">, 2023, which is licensed under a </w:t>
-      </w:r>
-      <w:hyperlink r:id="rId14">
-        <w:r>
-          <w:rPr>
-            <w:lang w:val="pt_PT" w:bidi="pt_PT"/>
-          </w:rPr>
-          <w:rPr>
-            <w:color w:val="0000EE"/>
-            <w:u w:val="single"/>
-          </w:rPr>
-          <w:t>CC BY-SA 4.0 license</w:t>
-        </w:r>
-      </w:hyperlink>
-      <w:r>
-        <w:rPr>
-          <w:lang w:val="pt_PT" w:bidi="pt_PT"/>
-        </w:rPr>
-        <w:t>.</w:t>
-      </w:r>
-      <w:r>
-        <w:rPr>
-          <w:lang w:val="pt_PT" w:bidi="pt_PT"/>
-        </w:rPr>
-      </w:r>
-    </w:p>
-    <w:p>
-      <w:pPr/>
-      <w:r>
-        <w:rPr>
-          <w:lang w:val="pt_PT" w:bidi="pt_PT"/>
-        </w:rPr>
-      </w:r>
-      <w:r>
-        <w:rPr>
-          <w:lang w:val="pt_PT" w:bidi="pt_PT"/>
-        </w:rPr>
-        <w:t>This PDF version is provided under the same license.</w:t>
+        <w:t>Familiarization, Internalization, Articulation (FIA) Key Terms</w:t>
+      </w:r>
+      <w:r>
+        <w:rPr>
+          <w:lang w:val="pt_PT" w:bidi="pt_PT"/>
+        </w:rPr>
+        <w:t xml:space="preserve"> © 2023 SRV Partners Released under CC BY-SA 4.0 license. </w:t>
+      </w:r>
+      <w:r>
+        <w:rPr>
+          <w:lang w:val="pt_PT" w:bidi="pt_PT"/>
+        </w:rPr>
+        <w:t>Familiarization, Internalization, Articulation (FIA) Key Terms</w:t>
+      </w:r>
+      <w:r>
+        <w:rPr>
+          <w:lang w:val="pt_PT" w:bidi="pt_PT"/>
+        </w:rPr>
+        <w:t xml:space="preserve"> has been adapted in the following languages Tok Pisin, عربي, Français, हिंदी, Bahasa Indonesia, Português, Русский, Español, Kiswahili, 简体中文 from </w:t>
+      </w:r>
+      <w:r>
+        <w:rPr>
+          <w:lang w:val="pt_PT" w:bidi="pt_PT"/>
+        </w:rPr>
+        <w:t>Familiarization, Internalization, Articulation (FIA)</w:t>
+      </w:r>
+      <w:r>
+        <w:rPr>
+          <w:lang w:val="pt_PT" w:bidi="pt_PT"/>
+        </w:rPr>
+        <w:t xml:space="preserve"> © 2023 SRV Partners. Released under CC BY-SA 4.0 license by Mission Mutual</w:t>
       </w:r>
       <w:r>
         <w:rPr>
@@ -261,7 +218,7 @@
         </w:rPr>
         <w:t xml:space="preserve"> significa uma vida com Deus que nunca terminará. A vida eterna é o presente que Deus dá a seus filhos se eles </w:t>
       </w:r>
-      <w:hyperlink r:id="rId15">
+      <w:hyperlink r:id="rId13">
         <w:r>
           <w:rPr>
             <w:lang w:val="pt_PT" w:bidi="pt_PT"/>
@@ -293,7 +250,7 @@
         </w:rPr>
         <w:t xml:space="preserve">A vida eterna é uma vida muito melhor e mais rica do que a vida comum. Sem esse presente da vida eterna, podemos viver e respirar, mas isso é apenas vida física, e ela terminará assim que morremos. Mas a vida eterna que Deus nos dá nunca terminará! Ela começa agora, mudando-nos e tornando possível para nós vivermos em um </w:t>
       </w:r>
-      <w:hyperlink r:id="rId16">
+      <w:hyperlink r:id="rId14">
         <w:r>
           <w:rPr>
             <w:lang w:val="pt_PT" w:bidi="pt_PT"/>
@@ -311,7 +268,7 @@
         </w:rPr>
         <w:t xml:space="preserve"> próximo com Deus. Quando Jesus voltar e estabelecer seu </w:t>
       </w:r>
-      <w:hyperlink r:id="rId17">
+      <w:hyperlink r:id="rId15">
         <w:r>
           <w:rPr>
             <w:lang w:val="pt_PT" w:bidi="pt_PT"/>
@@ -387,7 +344,7 @@
           <w:lang w:val="pt_PT" w:bidi="pt_PT"/>
         </w:rPr>
       </w:r>
-      <w:hyperlink r:id="rId18">
+      <w:hyperlink r:id="rId16">
         <w:r>
           <w:rPr>
             <w:lang w:val="pt_PT" w:bidi="pt_PT"/>
@@ -492,7 +449,7 @@
         </w:rPr>
         <w:t xml:space="preserve">. As uvas são muito comuns em </w:t>
       </w:r>
-      <w:hyperlink r:id="rId19">
+      <w:hyperlink r:id="rId17">
         <w:r>
           <w:rPr>
             <w:lang w:val="pt_PT" w:bidi="pt_PT"/>
@@ -510,7 +467,7 @@
         </w:rPr>
         <w:t xml:space="preserve">, e o </w:t>
       </w:r>
-      <w:hyperlink r:id="rId20">
+      <w:hyperlink r:id="rId18">
         <w:r>
           <w:rPr>
             <w:lang w:val="pt_PT" w:bidi="pt_PT"/>
@@ -542,7 +499,7 @@
         </w:rPr>
         <w:t xml:space="preserve">Uma vinha geralmente tinha uma parede em torno dela para que os animais selvagens ou ladrões não pudessem entrar no jardim. As pessoas faziam essa parede de rochas ou arbustos espinhosos. Dentro da vinha havia uma cabana para o vigia. Essa cabana era um pouco mais alta do que o resto do jardim para que o vigia pudesse olhar para o jardim. Isso era chamado de </w:t>
       </w:r>
-      <w:hyperlink r:id="rId21">
+      <w:hyperlink r:id="rId19">
         <w:r>
           <w:rPr>
             <w:lang w:val="pt_PT" w:bidi="pt_PT"/>
@@ -574,7 +531,7 @@
         </w:rPr>
         <w:t xml:space="preserve">Havia também um </w:t>
       </w:r>
-      <w:hyperlink r:id="rId22">
+      <w:hyperlink r:id="rId20">
         <w:r>
           <w:rPr>
             <w:lang w:val="pt_PT" w:bidi="pt_PT"/>
@@ -606,7 +563,7 @@
         </w:rPr>
         <w:t xml:space="preserve">As vinhas eram tão comuns em Israel que muitas vezes as encontramos em linguagem ilustrada. No Antigo Testamento, Deus às vezes comparou o povo de Israel com uma vinha, ou com uma videira. Jesus contou várias </w:t>
       </w:r>
-      <w:hyperlink r:id="rId23">
+      <w:hyperlink r:id="rId21">
         <w:r>
           <w:rPr>
             <w:lang w:val="pt_PT" w:bidi="pt_PT"/>
@@ -624,7 +581,7 @@
         </w:rPr>
         <w:t xml:space="preserve"> nas quais ele usou algo relacionado a uma videira, uma vinha, ou ao vinho, para explicar algo sobre o </w:t>
       </w:r>
-      <w:hyperlink r:id="rId24">
+      <w:hyperlink r:id="rId22">
         <w:r>
           <w:rPr>
             <w:lang w:val="pt_PT" w:bidi="pt_PT"/>
@@ -714,7 +671,7 @@
           <w:lang w:val="pt_PT" w:bidi="pt_PT"/>
         </w:rPr>
       </w:r>
-      <w:hyperlink r:id="rId18">
+      <w:hyperlink r:id="rId16">
         <w:r>
           <w:rPr>
             <w:lang w:val="pt_PT" w:bidi="pt_PT"/>
@@ -852,7 +809,7 @@
           <w:lang w:val="pt_PT" w:bidi="pt_PT"/>
         </w:rPr>
       </w:r>
-      <w:hyperlink r:id="rId18">
+      <w:hyperlink r:id="rId16">
         <w:r>
           <w:rPr>
             <w:lang w:val="pt_PT" w:bidi="pt_PT"/>
@@ -918,7 +875,7 @@
         </w:rPr>
         <w:t xml:space="preserve">Se você tem uma visão, você está vendo algo de Deus que outras pessoas não veem, ou está ouvindo algo de Deus que outras pessoas não ouvem. Deus às vezes dá visões às pessoas para contar a elas sobre algo que acontecerá no futuro, ou para dizer a alguém para fazer algo. Deus também pode mostrar às pessoas algo em um </w:t>
       </w:r>
-      <w:hyperlink r:id="rId25">
+      <w:hyperlink r:id="rId23">
         <w:r>
           <w:rPr>
             <w:lang w:val="pt_PT" w:bidi="pt_PT"/>
@@ -994,7 +951,7 @@
           <w:lang w:val="pt_PT" w:bidi="pt_PT"/>
         </w:rPr>
       </w:r>
-      <w:hyperlink r:id="rId18">
+      <w:hyperlink r:id="rId16">
         <w:r>
           <w:rPr>
             <w:lang w:val="pt_PT" w:bidi="pt_PT"/>
@@ -1073,7 +1030,7 @@
         </w:rPr>
         <w:t xml:space="preserve"> está pedindo a Deus para fazer algo por ela, e está oferecendo para fazer algo em troca ou parar de fazer algo. As pessoas podem fazer votos para mostrar que elas são devotadas a </w:t>
       </w:r>
-      <w:hyperlink r:id="rId26">
+      <w:hyperlink r:id="rId24">
         <w:r>
           <w:rPr>
             <w:lang w:val="pt_PT" w:bidi="pt_PT"/>
@@ -1091,7 +1048,7 @@
         </w:rPr>
         <w:t xml:space="preserve">. Deus não requer que as pessoas façam votos. Mas, se uma pessoa faz um voto, o voto é seriamente vinculativo como um </w:t>
       </w:r>
-      <w:hyperlink r:id="rId27">
+      <w:hyperlink r:id="rId25">
         <w:r>
           <w:rPr>
             <w:lang w:val="pt_PT" w:bidi="pt_PT"/>
@@ -1195,7 +1152,7 @@
           <w:lang w:val="pt_PT" w:bidi="pt_PT"/>
         </w:rPr>
       </w:r>
-      <w:hyperlink r:id="rId18">
+      <w:hyperlink r:id="rId16">
         <w:r>
           <w:rPr>
             <w:lang w:val="pt_PT" w:bidi="pt_PT"/>

--- a/por/docx/021.content.docx
+++ b/por/docx/021.content.docx
@@ -45,7 +45,7 @@
         <w:rPr>
           <w:lang w:val="pt_PT" w:bidi="pt_PT"/>
         </w:rPr>
-        <w:t xml:space="preserve"> © 2023 SRV Partners Released under CC BY-SA 4.0 license. </w:t>
+        <w:t xml:space="preserve"> © 2025 Word Collective Released under CC BY-SA 4.0 license. </w:t>
       </w:r>
       <w:r>
         <w:rPr>
@@ -69,7 +69,7 @@
         <w:rPr>
           <w:lang w:val="pt_PT" w:bidi="pt_PT"/>
         </w:rPr>
-        <w:t xml:space="preserve"> © 2023 SRV Partners. Released under CC BY-SA 4.0 license by Mission Mutual</w:t>
+        <w:t xml:space="preserve"> © 2025 Word Collective. Released under CC BY-SA 4.0 license by Mission Mutual</w:t>
       </w:r>
       <w:r>
         <w:rPr>
